--- a/files/cv/donghokang.docx
+++ b/files/cv/donghokang.docx
@@ -1198,7 +1198,7 @@
                 <w:b/>
                 <w:sz w:val="20"/>
               </w:rPr>
-              <w:t>8</w:t>
+              <w:t>7</w:t>
             </w:r>
           </w:p>
         </w:tc>
@@ -1515,7 +1515,7 @@
                 <w:b/>
                 <w:sz w:val="20"/>
               </w:rPr>
-              <w:t>7</w:t>
+              <w:t>6</w:t>
             </w:r>
           </w:p>
         </w:tc>
@@ -1776,7 +1776,7 @@
                 <w:b/>
                 <w:sz w:val="20"/>
               </w:rPr>
-              <w:t>6</w:t>
+              <w:t>5</w:t>
             </w:r>
           </w:p>
         </w:tc>
@@ -1795,7 +1795,7 @@
                 <w:rFonts w:ascii="Times New Roman" w:hAnsi="Times New Roman" w:eastAsia="NanumGothic"/>
                 <w:sz w:val="20"/>
               </w:rPr>
-              <w:t>Tactile neuromorphic system: convergence of triboelectric polymer sensor and ferroelectric polymer synapse</w:t>
+              <w:t>An Adaptive Inhibitory WSe2 Transistor for Retinomorphic In-Sensor Image Processing</w:t>
             </w:r>
           </w:p>
         </w:tc>
@@ -1817,7 +1817,7 @@
                 <w:color w:val="1155CC"/>
                 <w:sz w:val="20"/>
               </w:rPr>
-              <w:t>ACS Nano</w:t>
+              <w:t>Adv. Funct. Mater.</w:t>
               <w:br/>
             </w:r>
             <w:r>
@@ -1825,7 +1825,7 @@
                 <w:rFonts w:ascii="Times New Roman" w:hAnsi="Times New Roman" w:eastAsia="NanumGothic"/>
                 <w:sz w:val="20"/>
               </w:rPr>
-              <w:t>(2023)</w:t>
+              <w:t>(2026)</w:t>
             </w:r>
           </w:p>
         </w:tc>
@@ -1844,6 +1844,50 @@
                 <w:rFonts w:ascii="Times New Roman" w:hAnsi="Times New Roman" w:eastAsia="NanumGothic"/>
                 <w:sz w:val="20"/>
               </w:rPr>
+              <w:t>J. Baek</w:t>
+            </w:r>
+            <w:r>
+              <w:rPr>
+                <w:rFonts w:ascii="Times New Roman" w:hAnsi="Times New Roman" w:eastAsia="NanumGothic"/>
+                <w:sz w:val="20"/>
+                <w:vertAlign w:val="superscript"/>
+              </w:rPr>
+              <w:t>+</w:t>
+            </w:r>
+            <w:r>
+              <w:rPr>
+                <w:rFonts w:ascii="Times New Roman" w:hAnsi="Times New Roman" w:eastAsia="NanumGothic"/>
+                <w:sz w:val="20"/>
+              </w:rPr>
+              <w:t xml:space="preserve">, </w:t>
+            </w:r>
+            <w:r>
+              <w:rPr>
+                <w:rFonts w:ascii="Times New Roman" w:hAnsi="Times New Roman" w:eastAsia="NanumGothic"/>
+                <w:sz w:val="20"/>
+              </w:rPr>
+              <w:t>J. Oh</w:t>
+            </w:r>
+            <w:r>
+              <w:rPr>
+                <w:rFonts w:ascii="Times New Roman" w:hAnsi="Times New Roman" w:eastAsia="NanumGothic"/>
+                <w:sz w:val="20"/>
+                <w:vertAlign w:val="superscript"/>
+              </w:rPr>
+              <w:t>+</w:t>
+            </w:r>
+            <w:r>
+              <w:rPr>
+                <w:rFonts w:ascii="Times New Roman" w:hAnsi="Times New Roman" w:eastAsia="NanumGothic"/>
+                <w:sz w:val="20"/>
+              </w:rPr>
+              <w:t xml:space="preserve">, </w:t>
+            </w:r>
+            <w:r>
+              <w:rPr>
+                <w:rFonts w:ascii="Times New Roman" w:hAnsi="Times New Roman" w:eastAsia="NanumGothic"/>
+                <w:sz w:val="20"/>
+              </w:rPr>
               <w:t>H. Kim</w:t>
             </w:r>
             <w:r>
@@ -1858,6 +1902,118 @@
                 <w:rFonts w:ascii="Times New Roman" w:hAnsi="Times New Roman" w:eastAsia="NanumGothic"/>
                 <w:sz w:val="20"/>
               </w:rPr>
+              <w:t>M. Park</w:t>
+            </w:r>
+            <w:r>
+              <w:rPr>
+                <w:rFonts w:ascii="Times New Roman" w:hAnsi="Times New Roman" w:eastAsia="NanumGothic"/>
+                <w:sz w:val="20"/>
+              </w:rPr>
+              <w:t xml:space="preserve">, </w:t>
+            </w:r>
+            <w:r>
+              <w:rPr>
+                <w:rFonts w:ascii="Times New Roman" w:hAnsi="Times New Roman" w:eastAsia="NanumGothic"/>
+                <w:sz w:val="20"/>
+              </w:rPr>
+              <w:t>H. Cho</w:t>
+            </w:r>
+            <w:r>
+              <w:rPr>
+                <w:rFonts w:ascii="Times New Roman" w:hAnsi="Times New Roman" w:eastAsia="NanumGothic"/>
+                <w:sz w:val="20"/>
+              </w:rPr>
+              <w:t xml:space="preserve">, </w:t>
+            </w:r>
+            <w:r>
+              <w:rPr>
+                <w:rFonts w:ascii="Times New Roman" w:hAnsi="Times New Roman" w:eastAsia="NanumGothic"/>
+                <w:sz w:val="20"/>
+              </w:rPr>
+              <w:t>J. Y. Park</w:t>
+            </w:r>
+            <w:r>
+              <w:rPr>
+                <w:rFonts w:ascii="Times New Roman" w:hAnsi="Times New Roman" w:eastAsia="NanumGothic"/>
+                <w:sz w:val="20"/>
+              </w:rPr>
+              <w:t xml:space="preserve">, </w:t>
+            </w:r>
+            <w:r>
+              <w:rPr>
+                <w:rFonts w:ascii="Times New Roman" w:hAnsi="Times New Roman" w:eastAsia="NanumGothic"/>
+                <w:sz w:val="20"/>
+              </w:rPr>
+              <w:t>H. Son</w:t>
+            </w:r>
+            <w:r>
+              <w:rPr>
+                <w:rFonts w:ascii="Times New Roman" w:hAnsi="Times New Roman" w:eastAsia="NanumGothic"/>
+                <w:sz w:val="20"/>
+              </w:rPr>
+              <w:t xml:space="preserve">, </w:t>
+            </w:r>
+            <w:r>
+              <w:rPr>
+                <w:rFonts w:ascii="Times New Roman" w:hAnsi="Times New Roman" w:eastAsia="NanumGothic"/>
+                <w:sz w:val="20"/>
+              </w:rPr>
+              <w:t>T. Kim</w:t>
+            </w:r>
+            <w:r>
+              <w:rPr>
+                <w:rFonts w:ascii="Times New Roman" w:hAnsi="Times New Roman" w:eastAsia="NanumGothic"/>
+                <w:sz w:val="20"/>
+              </w:rPr>
+              <w:t xml:space="preserve">, </w:t>
+            </w:r>
+            <w:r>
+              <w:rPr>
+                <w:rFonts w:ascii="Times New Roman" w:hAnsi="Times New Roman" w:eastAsia="NanumGothic"/>
+                <w:sz w:val="20"/>
+              </w:rPr>
+              <w:t>S.-U. An</w:t>
+            </w:r>
+            <w:r>
+              <w:rPr>
+                <w:rFonts w:ascii="Times New Roman" w:hAnsi="Times New Roman" w:eastAsia="NanumGothic"/>
+                <w:sz w:val="20"/>
+              </w:rPr>
+              <w:t xml:space="preserve">, </w:t>
+            </w:r>
+            <w:r>
+              <w:rPr>
+                <w:rFonts w:ascii="Times New Roman" w:hAnsi="Times New Roman" w:eastAsia="NanumGothic"/>
+                <w:sz w:val="20"/>
+              </w:rPr>
+              <w:t>Y. Zhang</w:t>
+            </w:r>
+            <w:r>
+              <w:rPr>
+                <w:rFonts w:ascii="Times New Roman" w:hAnsi="Times New Roman" w:eastAsia="NanumGothic"/>
+                <w:sz w:val="20"/>
+              </w:rPr>
+              <w:t xml:space="preserve">, </w:t>
+            </w:r>
+            <w:r>
+              <w:rPr>
+                <w:rFonts w:ascii="Times New Roman" w:hAnsi="Times New Roman" w:eastAsia="NanumGothic"/>
+                <w:sz w:val="20"/>
+              </w:rPr>
+              <w:t>H.-J. Shin</w:t>
+            </w:r>
+            <w:r>
+              <w:rPr>
+                <w:rFonts w:ascii="Times New Roman" w:hAnsi="Times New Roman" w:eastAsia="NanumGothic"/>
+                <w:sz w:val="20"/>
+              </w:rPr>
+              <w:t xml:space="preserve">, </w:t>
+            </w:r>
+            <w:r>
+              <w:rPr>
+                <w:rFonts w:ascii="Times New Roman" w:hAnsi="Times New Roman" w:eastAsia="NanumGothic"/>
+                <w:sz w:val="20"/>
+              </w:rPr>
               <w:t>S. Oh</w:t>
             </w:r>
             <w:r>
@@ -1865,14 +2021,7 @@
                 <w:rFonts w:ascii="Times New Roman" w:hAnsi="Times New Roman" w:eastAsia="NanumGothic"/>
                 <w:sz w:val="20"/>
               </w:rPr>
-              <w:t xml:space="preserve">, </w:t>
-            </w:r>
-            <w:r>
-              <w:rPr>
-                <w:rFonts w:ascii="Times New Roman" w:hAnsi="Times New Roman" w:eastAsia="NanumGothic"/>
-                <w:sz w:val="20"/>
-              </w:rPr>
-              <w:t>H. Choo</w:t>
+              <w:t>*</w:t>
             </w:r>
             <w:r>
               <w:rPr>
@@ -1896,27 +2045,6 @@
                 <w:b/>
                 <w:sz w:val="20"/>
                 <w:u w:val="single"/>
-              </w:rPr>
-              <w:t>*</w:t>
-            </w:r>
-            <w:r>
-              <w:rPr>
-                <w:rFonts w:ascii="Times New Roman" w:hAnsi="Times New Roman" w:eastAsia="NanumGothic"/>
-                <w:sz w:val="20"/>
-              </w:rPr>
-              <w:t xml:space="preserve">, </w:t>
-            </w:r>
-            <w:r>
-              <w:rPr>
-                <w:rFonts w:ascii="Times New Roman" w:hAnsi="Times New Roman" w:eastAsia="NanumGothic"/>
-                <w:sz w:val="20"/>
-              </w:rPr>
-              <w:t>J.-H. Park</w:t>
-            </w:r>
-            <w:r>
-              <w:rPr>
-                <w:rFonts w:ascii="Times New Roman" w:hAnsi="Times New Roman" w:eastAsia="NanumGothic"/>
-                <w:sz w:val="20"/>
               </w:rPr>
               <w:t>*</w:t>
             </w:r>
@@ -1943,7 +2071,7 @@
                 <w:b/>
                 <w:sz w:val="20"/>
               </w:rPr>
-              <w:t>5</w:t>
+              <w:t>4</w:t>
             </w:r>
           </w:p>
         </w:tc>
@@ -2281,7 +2409,7 @@
                 <w:b/>
                 <w:sz w:val="20"/>
               </w:rPr>
-              <w:t>4</w:t>
+              <w:t>3</w:t>
             </w:r>
           </w:p>
         </w:tc>
@@ -2569,7 +2697,7 @@
                 <w:b/>
                 <w:sz w:val="20"/>
               </w:rPr>
-              <w:t>3</w:t>
+              <w:t>2</w:t>
             </w:r>
           </w:p>
         </w:tc>
@@ -2759,234 +2887,6 @@
                 <w:sz w:val="20"/>
               </w:rPr>
               <w:t>*</w:t>
-            </w:r>
-            <w:r>
-              <w:rPr>
-                <w:rFonts w:ascii="Times New Roman" w:hAnsi="Times New Roman" w:eastAsia="NanumGothic"/>
-                <w:sz w:val="20"/>
-              </w:rPr>
-              <w:t xml:space="preserve">, </w:t>
-            </w:r>
-            <w:r>
-              <w:rPr>
-                <w:rFonts w:ascii="Times New Roman" w:hAnsi="Times New Roman" w:eastAsia="NanumGothic"/>
-                <w:sz w:val="20"/>
-              </w:rPr>
-              <w:t>J.-H. Park</w:t>
-            </w:r>
-            <w:r>
-              <w:rPr>
-                <w:rFonts w:ascii="Times New Roman" w:hAnsi="Times New Roman" w:eastAsia="NanumGothic"/>
-                <w:sz w:val="20"/>
-              </w:rPr>
-              <w:t>*</w:t>
-            </w:r>
-          </w:p>
-        </w:tc>
-      </w:tr>
-      <w:tr>
-        <w:trPr>
-          <w:cantSplit/>
-        </w:trPr>
-        <w:tc>
-          <w:tcPr>
-            <w:tcW w:type="dxa" w:w="562"/>
-            <w:vAlign w:val="center"/>
-          </w:tcPr>
-          <w:p>
-            <w:pPr>
-              <w:spacing w:before="0" w:after="0"/>
-              <w:jc w:val="center"/>
-            </w:pPr>
-            <w:r>
-              <w:rPr>
-                <w:rFonts w:ascii="Times New Roman" w:hAnsi="Times New Roman" w:eastAsia="NanumGothic"/>
-                <w:b/>
-                <w:sz w:val="20"/>
-              </w:rPr>
-              <w:t>2</w:t>
-            </w:r>
-          </w:p>
-        </w:tc>
-        <w:tc>
-          <w:tcPr>
-            <w:tcW w:type="dxa" w:w="3254"/>
-            <w:vAlign w:val="center"/>
-          </w:tcPr>
-          <w:p>
-            <w:pPr>
-              <w:spacing w:before="0" w:after="0"/>
-              <w:jc w:val="center"/>
-            </w:pPr>
-            <w:r>
-              <w:rPr>
-                <w:rFonts w:ascii="Times New Roman" w:hAnsi="Times New Roman" w:eastAsia="NanumGothic"/>
-                <w:sz w:val="20"/>
-              </w:rPr>
-              <w:t>Controllable nondegenerate p-type doping of tungsten diselenide by octadecyltrichlorosilane</w:t>
-            </w:r>
-          </w:p>
-        </w:tc>
-        <w:tc>
-          <w:tcPr>
-            <w:tcW w:type="dxa" w:w="1555"/>
-            <w:vAlign w:val="center"/>
-          </w:tcPr>
-          <w:p>
-            <w:pPr>
-              <w:spacing w:before="0" w:after="0"/>
-              <w:jc w:val="center"/>
-            </w:pPr>
-            <w:r>
-              <w:rPr>
-                <w:rFonts w:ascii="Times New Roman" w:hAnsi="Times New Roman" w:eastAsia="NanumGothic"/>
-                <w:b/>
-                <w:i/>
-                <w:color w:val="1155CC"/>
-                <w:sz w:val="20"/>
-              </w:rPr>
-              <w:t>ACS Nano</w:t>
-              <w:br/>
-            </w:r>
-            <w:r>
-              <w:rPr>
-                <w:rFonts w:ascii="Times New Roman" w:hAnsi="Times New Roman" w:eastAsia="NanumGothic"/>
-                <w:sz w:val="20"/>
-              </w:rPr>
-              <w:t>(2015)</w:t>
-            </w:r>
-          </w:p>
-        </w:tc>
-        <w:tc>
-          <w:tcPr>
-            <w:tcW w:type="dxa" w:w="3686"/>
-            <w:vAlign w:val="center"/>
-          </w:tcPr>
-          <w:p>
-            <w:pPr>
-              <w:spacing w:before="0" w:after="0"/>
-              <w:jc w:val="center"/>
-            </w:pPr>
-            <w:r>
-              <w:rPr>
-                <w:rFonts w:ascii="Times New Roman" w:hAnsi="Times New Roman" w:eastAsia="NanumGothic"/>
-                <w:b/>
-                <w:sz w:val="20"/>
-                <w:u w:val="single"/>
-              </w:rPr>
-              <w:t>D.-H. Kang</w:t>
-            </w:r>
-            <w:r>
-              <w:rPr>
-                <w:rFonts w:ascii="Times New Roman" w:hAnsi="Times New Roman" w:eastAsia="NanumGothic"/>
-                <w:sz w:val="20"/>
-              </w:rPr>
-              <w:t xml:space="preserve">, </w:t>
-            </w:r>
-            <w:r>
-              <w:rPr>
-                <w:rFonts w:ascii="Times New Roman" w:hAnsi="Times New Roman" w:eastAsia="NanumGothic"/>
-                <w:sz w:val="20"/>
-              </w:rPr>
-              <w:t>J. Shim</w:t>
-            </w:r>
-            <w:r>
-              <w:rPr>
-                <w:rFonts w:ascii="Times New Roman" w:hAnsi="Times New Roman" w:eastAsia="NanumGothic"/>
-                <w:sz w:val="20"/>
-              </w:rPr>
-              <w:t xml:space="preserve">, </w:t>
-            </w:r>
-            <w:r>
-              <w:rPr>
-                <w:rFonts w:ascii="Times New Roman" w:hAnsi="Times New Roman" w:eastAsia="NanumGothic"/>
-                <w:sz w:val="20"/>
-              </w:rPr>
-              <w:t>S. K. Jang</w:t>
-            </w:r>
-            <w:r>
-              <w:rPr>
-                <w:rFonts w:ascii="Times New Roman" w:hAnsi="Times New Roman" w:eastAsia="NanumGothic"/>
-                <w:sz w:val="20"/>
-              </w:rPr>
-              <w:t xml:space="preserve">, </w:t>
-            </w:r>
-            <w:r>
-              <w:rPr>
-                <w:rFonts w:ascii="Times New Roman" w:hAnsi="Times New Roman" w:eastAsia="NanumGothic"/>
-                <w:sz w:val="20"/>
-              </w:rPr>
-              <w:t>J. Jeon</w:t>
-            </w:r>
-            <w:r>
-              <w:rPr>
-                <w:rFonts w:ascii="Times New Roman" w:hAnsi="Times New Roman" w:eastAsia="NanumGothic"/>
-                <w:sz w:val="20"/>
-              </w:rPr>
-              <w:t xml:space="preserve">, </w:t>
-            </w:r>
-            <w:r>
-              <w:rPr>
-                <w:rFonts w:ascii="Times New Roman" w:hAnsi="Times New Roman" w:eastAsia="NanumGothic"/>
-                <w:sz w:val="20"/>
-              </w:rPr>
-              <w:t>M. H. Jeon</w:t>
-            </w:r>
-            <w:r>
-              <w:rPr>
-                <w:rFonts w:ascii="Times New Roman" w:hAnsi="Times New Roman" w:eastAsia="NanumGothic"/>
-                <w:sz w:val="20"/>
-              </w:rPr>
-              <w:t xml:space="preserve">, </w:t>
-            </w:r>
-            <w:r>
-              <w:rPr>
-                <w:rFonts w:ascii="Times New Roman" w:hAnsi="Times New Roman" w:eastAsia="NanumGothic"/>
-                <w:sz w:val="20"/>
-              </w:rPr>
-              <w:t>G. Y. Yeom</w:t>
-            </w:r>
-            <w:r>
-              <w:rPr>
-                <w:rFonts w:ascii="Times New Roman" w:hAnsi="Times New Roman" w:eastAsia="NanumGothic"/>
-                <w:sz w:val="20"/>
-              </w:rPr>
-              <w:t xml:space="preserve">, </w:t>
-            </w:r>
-            <w:r>
-              <w:rPr>
-                <w:rFonts w:ascii="Times New Roman" w:hAnsi="Times New Roman" w:eastAsia="NanumGothic"/>
-                <w:sz w:val="20"/>
-              </w:rPr>
-              <w:t>W.-S. Jung</w:t>
-            </w:r>
-            <w:r>
-              <w:rPr>
-                <w:rFonts w:ascii="Times New Roman" w:hAnsi="Times New Roman" w:eastAsia="NanumGothic"/>
-                <w:sz w:val="20"/>
-              </w:rPr>
-              <w:t xml:space="preserve">, </w:t>
-            </w:r>
-            <w:r>
-              <w:rPr>
-                <w:rFonts w:ascii="Times New Roman" w:hAnsi="Times New Roman" w:eastAsia="NanumGothic"/>
-                <w:sz w:val="20"/>
-              </w:rPr>
-              <w:t>Y. H. Jang</w:t>
-            </w:r>
-            <w:r>
-              <w:rPr>
-                <w:rFonts w:ascii="Times New Roman" w:hAnsi="Times New Roman" w:eastAsia="NanumGothic"/>
-                <w:sz w:val="20"/>
-              </w:rPr>
-              <w:t xml:space="preserve">, </w:t>
-            </w:r>
-            <w:r>
-              <w:rPr>
-                <w:rFonts w:ascii="Times New Roman" w:hAnsi="Times New Roman" w:eastAsia="NanumGothic"/>
-                <w:sz w:val="20"/>
-              </w:rPr>
-              <w:t>S. Lee</w:t>
             </w:r>
             <w:r>
               <w:rPr>

--- a/files/cv/donghokang.docx
+++ b/files/cv/donghokang.docx
@@ -3378,7 +3378,7 @@
                 <w:b/>
                 <w:sz w:val="20"/>
               </w:rPr>
-              <w:t>24</w:t>
+              <w:t>25</w:t>
             </w:r>
           </w:p>
         </w:tc>
@@ -3695,7 +3695,7 @@
                 <w:b/>
                 <w:sz w:val="20"/>
               </w:rPr>
-              <w:t>23</w:t>
+              <w:t>24</w:t>
             </w:r>
           </w:p>
         </w:tc>
@@ -3956,7 +3956,7 @@
                 <w:b/>
                 <w:sz w:val="20"/>
               </w:rPr>
-              <w:t>22</w:t>
+              <w:t>23</w:t>
             </w:r>
           </w:p>
         </w:tc>
@@ -4373,7 +4373,7 @@
                 <w:b/>
                 <w:sz w:val="20"/>
               </w:rPr>
-              <w:t>21</w:t>
+              <w:t>22</w:t>
             </w:r>
           </w:p>
         </w:tc>
@@ -4570,6 +4570,294 @@
               <w:rPr>
                 <w:rFonts w:ascii="Times New Roman" w:hAnsi="Times New Roman" w:eastAsia="NanumGothic"/>
                 <w:sz w:val="20"/>
+              </w:rPr>
+              <w:t>*</w:t>
+            </w:r>
+          </w:p>
+        </w:tc>
+      </w:tr>
+      <w:tr>
+        <w:trPr>
+          <w:cantSplit/>
+        </w:trPr>
+        <w:tc>
+          <w:tcPr>
+            <w:tcW w:type="dxa" w:w="562"/>
+            <w:vAlign w:val="center"/>
+          </w:tcPr>
+          <w:p>
+            <w:pPr>
+              <w:spacing w:before="0" w:after="0"/>
+              <w:jc w:val="center"/>
+            </w:pPr>
+            <w:r>
+              <w:rPr>
+                <w:rFonts w:ascii="Times New Roman" w:hAnsi="Times New Roman" w:eastAsia="NanumGothic"/>
+                <w:b/>
+                <w:sz w:val="20"/>
+              </w:rPr>
+              <w:t>21</w:t>
+            </w:r>
+          </w:p>
+        </w:tc>
+        <w:tc>
+          <w:tcPr>
+            <w:tcW w:type="dxa" w:w="3254"/>
+            <w:vAlign w:val="center"/>
+          </w:tcPr>
+          <w:p>
+            <w:pPr>
+              <w:spacing w:before="0" w:after="0"/>
+              <w:jc w:val="center"/>
+            </w:pPr>
+            <w:r>
+              <w:rPr>
+                <w:rFonts w:ascii="Times New Roman" w:hAnsi="Times New Roman" w:eastAsia="NanumGothic"/>
+                <w:sz w:val="20"/>
+              </w:rPr>
+              <w:t>Van der Waals hybrid-gate reconfigurable transistor integrating floating-gate logic and ferroelectric synaptic functions</w:t>
+            </w:r>
+          </w:p>
+        </w:tc>
+        <w:tc>
+          <w:tcPr>
+            <w:tcW w:type="dxa" w:w="1555"/>
+            <w:vAlign w:val="center"/>
+          </w:tcPr>
+          <w:p>
+            <w:pPr>
+              <w:spacing w:before="0" w:after="0"/>
+              <w:jc w:val="center"/>
+            </w:pPr>
+            <w:r>
+              <w:rPr>
+                <w:rFonts w:ascii="Times New Roman" w:hAnsi="Times New Roman" w:eastAsia="NanumGothic"/>
+                <w:b/>
+                <w:i/>
+                <w:color w:val="1155CC"/>
+                <w:sz w:val="20"/>
+              </w:rPr>
+              <w:t>Small</w:t>
+              <w:br/>
+            </w:r>
+            <w:r>
+              <w:rPr>
+                <w:rFonts w:ascii="Times New Roman" w:hAnsi="Times New Roman" w:eastAsia="NanumGothic"/>
+                <w:sz w:val="20"/>
+              </w:rPr>
+              <w:t>(2026)</w:t>
+            </w:r>
+          </w:p>
+        </w:tc>
+        <w:tc>
+          <w:tcPr>
+            <w:tcW w:type="dxa" w:w="3686"/>
+            <w:vAlign w:val="center"/>
+          </w:tcPr>
+          <w:p>
+            <w:pPr>
+              <w:spacing w:before="0" w:after="0"/>
+              <w:jc w:val="center"/>
+            </w:pPr>
+            <w:r>
+              <w:rPr>
+                <w:rFonts w:ascii="Times New Roman" w:hAnsi="Times New Roman" w:eastAsia="NanumGothic"/>
+                <w:sz w:val="20"/>
+              </w:rPr>
+              <w:t>H. Son</w:t>
+            </w:r>
+            <w:r>
+              <w:rPr>
+                <w:rFonts w:ascii="Times New Roman" w:hAnsi="Times New Roman" w:eastAsia="NanumGothic"/>
+                <w:sz w:val="20"/>
+                <w:vertAlign w:val="superscript"/>
+              </w:rPr>
+              <w:t>+</w:t>
+            </w:r>
+            <w:r>
+              <w:rPr>
+                <w:rFonts w:ascii="Times New Roman" w:hAnsi="Times New Roman" w:eastAsia="NanumGothic"/>
+                <w:sz w:val="20"/>
+              </w:rPr>
+              <w:t xml:space="preserve">, </w:t>
+            </w:r>
+            <w:r>
+              <w:rPr>
+                <w:rFonts w:ascii="Times New Roman" w:hAnsi="Times New Roman" w:eastAsia="NanumGothic"/>
+                <w:sz w:val="20"/>
+              </w:rPr>
+              <w:t>S. Lee</w:t>
+            </w:r>
+            <w:r>
+              <w:rPr>
+                <w:rFonts w:ascii="Times New Roman" w:hAnsi="Times New Roman" w:eastAsia="NanumGothic"/>
+                <w:sz w:val="20"/>
+                <w:vertAlign w:val="superscript"/>
+              </w:rPr>
+              <w:t>+</w:t>
+            </w:r>
+            <w:r>
+              <w:rPr>
+                <w:rFonts w:ascii="Times New Roman" w:hAnsi="Times New Roman" w:eastAsia="NanumGothic"/>
+                <w:sz w:val="20"/>
+              </w:rPr>
+              <w:t xml:space="preserve">, </w:t>
+            </w:r>
+            <w:r>
+              <w:rPr>
+                <w:rFonts w:ascii="Times New Roman" w:hAnsi="Times New Roman" w:eastAsia="NanumGothic"/>
+                <w:sz w:val="20"/>
+              </w:rPr>
+              <w:t>S.-U. An</w:t>
+            </w:r>
+            <w:r>
+              <w:rPr>
+                <w:rFonts w:ascii="Times New Roman" w:hAnsi="Times New Roman" w:eastAsia="NanumGothic"/>
+                <w:sz w:val="20"/>
+              </w:rPr>
+              <w:t xml:space="preserve">, </w:t>
+            </w:r>
+            <w:r>
+              <w:rPr>
+                <w:rFonts w:ascii="Times New Roman" w:hAnsi="Times New Roman" w:eastAsia="NanumGothic"/>
+                <w:sz w:val="20"/>
+              </w:rPr>
+              <w:t>H. H. Jung</w:t>
+            </w:r>
+            <w:r>
+              <w:rPr>
+                <w:rFonts w:ascii="Times New Roman" w:hAnsi="Times New Roman" w:eastAsia="NanumGothic"/>
+                <w:sz w:val="20"/>
+              </w:rPr>
+              <w:t xml:space="preserve">, </w:t>
+            </w:r>
+            <w:r>
+              <w:rPr>
+                <w:rFonts w:ascii="Times New Roman" w:hAnsi="Times New Roman" w:eastAsia="NanumGothic"/>
+                <w:sz w:val="20"/>
+              </w:rPr>
+              <w:t>Y. N. An</w:t>
+            </w:r>
+            <w:r>
+              <w:rPr>
+                <w:rFonts w:ascii="Times New Roman" w:hAnsi="Times New Roman" w:eastAsia="NanumGothic"/>
+                <w:sz w:val="20"/>
+              </w:rPr>
+              <w:t xml:space="preserve">, </w:t>
+            </w:r>
+            <w:r>
+              <w:rPr>
+                <w:rFonts w:ascii="Times New Roman" w:hAnsi="Times New Roman" w:eastAsia="NanumGothic"/>
+                <w:sz w:val="20"/>
+              </w:rPr>
+              <w:t>G. Yu</w:t>
+            </w:r>
+            <w:r>
+              <w:rPr>
+                <w:rFonts w:ascii="Times New Roman" w:hAnsi="Times New Roman" w:eastAsia="NanumGothic"/>
+                <w:sz w:val="20"/>
+              </w:rPr>
+              <w:t xml:space="preserve">, </w:t>
+            </w:r>
+            <w:r>
+              <w:rPr>
+                <w:rFonts w:ascii="Times New Roman" w:hAnsi="Times New Roman" w:eastAsia="NanumGothic"/>
+                <w:sz w:val="20"/>
+              </w:rPr>
+              <w:t>D. Kwon</w:t>
+            </w:r>
+            <w:r>
+              <w:rPr>
+                <w:rFonts w:ascii="Times New Roman" w:hAnsi="Times New Roman" w:eastAsia="NanumGothic"/>
+                <w:sz w:val="20"/>
+              </w:rPr>
+              <w:t xml:space="preserve">, </w:t>
+            </w:r>
+            <w:r>
+              <w:rPr>
+                <w:rFonts w:ascii="Times New Roman" w:hAnsi="Times New Roman" w:eastAsia="NanumGothic"/>
+                <w:sz w:val="20"/>
+              </w:rPr>
+              <w:t>Y. Kim</w:t>
+            </w:r>
+            <w:r>
+              <w:rPr>
+                <w:rFonts w:ascii="Times New Roman" w:hAnsi="Times New Roman" w:eastAsia="NanumGothic"/>
+                <w:sz w:val="20"/>
+              </w:rPr>
+              <w:t xml:space="preserve">, </w:t>
+            </w:r>
+            <w:r>
+              <w:rPr>
+                <w:rFonts w:ascii="Times New Roman" w:hAnsi="Times New Roman" w:eastAsia="NanumGothic"/>
+                <w:sz w:val="20"/>
+              </w:rPr>
+              <w:t>D. Nam</w:t>
+            </w:r>
+            <w:r>
+              <w:rPr>
+                <w:rFonts w:ascii="Times New Roman" w:hAnsi="Times New Roman" w:eastAsia="NanumGothic"/>
+                <w:sz w:val="20"/>
+              </w:rPr>
+              <w:t xml:space="preserve">, </w:t>
+            </w:r>
+            <w:r>
+              <w:rPr>
+                <w:rFonts w:ascii="Times New Roman" w:hAnsi="Times New Roman" w:eastAsia="NanumGothic"/>
+                <w:sz w:val="20"/>
+              </w:rPr>
+              <w:t>H.-J. Shin</w:t>
+            </w:r>
+            <w:r>
+              <w:rPr>
+                <w:rFonts w:ascii="Times New Roman" w:hAnsi="Times New Roman" w:eastAsia="NanumGothic"/>
+                <w:sz w:val="20"/>
+              </w:rPr>
+              <w:t xml:space="preserve">, </w:t>
+            </w:r>
+            <w:r>
+              <w:rPr>
+                <w:rFonts w:ascii="Times New Roman" w:hAnsi="Times New Roman" w:eastAsia="NanumGothic"/>
+                <w:sz w:val="20"/>
+              </w:rPr>
+              <w:t>H. H. Yoon</w:t>
+            </w:r>
+            <w:r>
+              <w:rPr>
+                <w:rFonts w:ascii="Times New Roman" w:hAnsi="Times New Roman" w:eastAsia="NanumGothic"/>
+                <w:sz w:val="20"/>
+              </w:rPr>
+              <w:t xml:space="preserve">, </w:t>
+            </w:r>
+            <w:r>
+              <w:rPr>
+                <w:rFonts w:ascii="Times New Roman" w:hAnsi="Times New Roman" w:eastAsia="NanumGothic"/>
+                <w:sz w:val="20"/>
+              </w:rPr>
+              <w:t>I.-M. Yi</w:t>
+            </w:r>
+            <w:r>
+              <w:rPr>
+                <w:rFonts w:ascii="Times New Roman" w:hAnsi="Times New Roman" w:eastAsia="NanumGothic"/>
+                <w:sz w:val="20"/>
+              </w:rPr>
+              <w:t xml:space="preserve">, </w:t>
+            </w:r>
+            <w:r>
+              <w:rPr>
+                <w:rFonts w:ascii="Times New Roman" w:hAnsi="Times New Roman" w:eastAsia="NanumGothic"/>
+                <w:b/>
+                <w:sz w:val="20"/>
+                <w:u w:val="single"/>
+              </w:rPr>
+              <w:t>D.-H. Kang</w:t>
+            </w:r>
+            <w:r>
+              <w:rPr>
+                <w:rFonts w:ascii="Times New Roman" w:hAnsi="Times New Roman" w:eastAsia="NanumGothic"/>
+                <w:b/>
+                <w:sz w:val="20"/>
+                <w:u w:val="single"/>
               </w:rPr>
               <w:t>*</w:t>
             </w:r>

--- a/files/cv/donghokang.docx
+++ b/files/cv/donghokang.docx
@@ -4615,7 +4615,7 @@
                 <w:rFonts w:ascii="Times New Roman" w:hAnsi="Times New Roman" w:eastAsia="NanumGothic"/>
                 <w:sz w:val="20"/>
               </w:rPr>
-              <w:t>Van der Waals hybrid-gate reconfigurable transistor integrating floating-gate logic and ferroelectric synaptic functions</w:t>
+              <w:t>An Adaptive Inhibitory WSe2 Transistor for Retinomorphic In-Sensor Image Processing</w:t>
             </w:r>
           </w:p>
         </w:tc>
@@ -4637,7 +4637,7 @@
                 <w:color w:val="1155CC"/>
                 <w:sz w:val="20"/>
               </w:rPr>
-              <w:t>Small</w:t>
+              <w:t>Adv. Funct. Mater.</w:t>
               <w:br/>
             </w:r>
             <w:r>
@@ -4664,37 +4664,121 @@
                 <w:rFonts w:ascii="Times New Roman" w:hAnsi="Times New Roman" w:eastAsia="NanumGothic"/>
                 <w:sz w:val="20"/>
               </w:rPr>
+              <w:t>J. Baek</w:t>
+            </w:r>
+            <w:r>
+              <w:rPr>
+                <w:rFonts w:ascii="Times New Roman" w:hAnsi="Times New Roman" w:eastAsia="NanumGothic"/>
+                <w:sz w:val="20"/>
+                <w:vertAlign w:val="superscript"/>
+              </w:rPr>
+              <w:t>+</w:t>
+            </w:r>
+            <w:r>
+              <w:rPr>
+                <w:rFonts w:ascii="Times New Roman" w:hAnsi="Times New Roman" w:eastAsia="NanumGothic"/>
+                <w:sz w:val="20"/>
+              </w:rPr>
+              <w:t xml:space="preserve">, </w:t>
+            </w:r>
+            <w:r>
+              <w:rPr>
+                <w:rFonts w:ascii="Times New Roman" w:hAnsi="Times New Roman" w:eastAsia="NanumGothic"/>
+                <w:sz w:val="20"/>
+              </w:rPr>
+              <w:t>J. Oh</w:t>
+            </w:r>
+            <w:r>
+              <w:rPr>
+                <w:rFonts w:ascii="Times New Roman" w:hAnsi="Times New Roman" w:eastAsia="NanumGothic"/>
+                <w:sz w:val="20"/>
+                <w:vertAlign w:val="superscript"/>
+              </w:rPr>
+              <w:t>+</w:t>
+            </w:r>
+            <w:r>
+              <w:rPr>
+                <w:rFonts w:ascii="Times New Roman" w:hAnsi="Times New Roman" w:eastAsia="NanumGothic"/>
+                <w:sz w:val="20"/>
+              </w:rPr>
+              <w:t xml:space="preserve">, </w:t>
+            </w:r>
+            <w:r>
+              <w:rPr>
+                <w:rFonts w:ascii="Times New Roman" w:hAnsi="Times New Roman" w:eastAsia="NanumGothic"/>
+                <w:sz w:val="20"/>
+              </w:rPr>
+              <w:t>H. Kim</w:t>
+            </w:r>
+            <w:r>
+              <w:rPr>
+                <w:rFonts w:ascii="Times New Roman" w:hAnsi="Times New Roman" w:eastAsia="NanumGothic"/>
+                <w:sz w:val="20"/>
+              </w:rPr>
+              <w:t xml:space="preserve">, </w:t>
+            </w:r>
+            <w:r>
+              <w:rPr>
+                <w:rFonts w:ascii="Times New Roman" w:hAnsi="Times New Roman" w:eastAsia="NanumGothic"/>
+                <w:sz w:val="20"/>
+              </w:rPr>
+              <w:t>M. Park</w:t>
+            </w:r>
+            <w:r>
+              <w:rPr>
+                <w:rFonts w:ascii="Times New Roman" w:hAnsi="Times New Roman" w:eastAsia="NanumGothic"/>
+                <w:sz w:val="20"/>
+              </w:rPr>
+              <w:t xml:space="preserve">, </w:t>
+            </w:r>
+            <w:r>
+              <w:rPr>
+                <w:rFonts w:ascii="Times New Roman" w:hAnsi="Times New Roman" w:eastAsia="NanumGothic"/>
+                <w:sz w:val="20"/>
+              </w:rPr>
+              <w:t>H. Cho</w:t>
+            </w:r>
+            <w:r>
+              <w:rPr>
+                <w:rFonts w:ascii="Times New Roman" w:hAnsi="Times New Roman" w:eastAsia="NanumGothic"/>
+                <w:sz w:val="20"/>
+              </w:rPr>
+              <w:t xml:space="preserve">, </w:t>
+            </w:r>
+            <w:r>
+              <w:rPr>
+                <w:rFonts w:ascii="Times New Roman" w:hAnsi="Times New Roman" w:eastAsia="NanumGothic"/>
+                <w:sz w:val="20"/>
+              </w:rPr>
+              <w:t>J. Y. Park</w:t>
+            </w:r>
+            <w:r>
+              <w:rPr>
+                <w:rFonts w:ascii="Times New Roman" w:hAnsi="Times New Roman" w:eastAsia="NanumGothic"/>
+                <w:sz w:val="20"/>
+              </w:rPr>
+              <w:t xml:space="preserve">, </w:t>
+            </w:r>
+            <w:r>
+              <w:rPr>
+                <w:rFonts w:ascii="Times New Roman" w:hAnsi="Times New Roman" w:eastAsia="NanumGothic"/>
+                <w:sz w:val="20"/>
+              </w:rPr>
               <w:t>H. Son</w:t>
             </w:r>
             <w:r>
               <w:rPr>
                 <w:rFonts w:ascii="Times New Roman" w:hAnsi="Times New Roman" w:eastAsia="NanumGothic"/>
                 <w:sz w:val="20"/>
-                <w:vertAlign w:val="superscript"/>
-              </w:rPr>
-              <w:t>+</w:t>
-            </w:r>
-            <w:r>
-              <w:rPr>
-                <w:rFonts w:ascii="Times New Roman" w:hAnsi="Times New Roman" w:eastAsia="NanumGothic"/>
-                <w:sz w:val="20"/>
-              </w:rPr>
-              <w:t xml:space="preserve">, </w:t>
-            </w:r>
-            <w:r>
-              <w:rPr>
-                <w:rFonts w:ascii="Times New Roman" w:hAnsi="Times New Roman" w:eastAsia="NanumGothic"/>
-                <w:sz w:val="20"/>
-              </w:rPr>
-              <w:t>S. Lee</w:t>
-            </w:r>
-            <w:r>
-              <w:rPr>
-                <w:rFonts w:ascii="Times New Roman" w:hAnsi="Times New Roman" w:eastAsia="NanumGothic"/>
-                <w:sz w:val="20"/>
-                <w:vertAlign w:val="superscript"/>
-              </w:rPr>
-              <w:t>+</w:t>
+              </w:rPr>
+              <w:t xml:space="preserve">, </w:t>
+            </w:r>
+            <w:r>
+              <w:rPr>
+                <w:rFonts w:ascii="Times New Roman" w:hAnsi="Times New Roman" w:eastAsia="NanumGothic"/>
+                <w:sz w:val="20"/>
+              </w:rPr>
+              <w:t>T. Kim</w:t>
             </w:r>
             <w:r>
               <w:rPr>
@@ -4722,77 +4806,7 @@
                 <w:rFonts w:ascii="Times New Roman" w:hAnsi="Times New Roman" w:eastAsia="NanumGothic"/>
                 <w:sz w:val="20"/>
               </w:rPr>
-              <w:t>H. H. Jung</w:t>
-            </w:r>
-            <w:r>
-              <w:rPr>
-                <w:rFonts w:ascii="Times New Roman" w:hAnsi="Times New Roman" w:eastAsia="NanumGothic"/>
-                <w:sz w:val="20"/>
-              </w:rPr>
-              <w:t xml:space="preserve">, </w:t>
-            </w:r>
-            <w:r>
-              <w:rPr>
-                <w:rFonts w:ascii="Times New Roman" w:hAnsi="Times New Roman" w:eastAsia="NanumGothic"/>
-                <w:sz w:val="20"/>
-              </w:rPr>
-              <w:t>Y. N. An</w:t>
-            </w:r>
-            <w:r>
-              <w:rPr>
-                <w:rFonts w:ascii="Times New Roman" w:hAnsi="Times New Roman" w:eastAsia="NanumGothic"/>
-                <w:sz w:val="20"/>
-              </w:rPr>
-              <w:t xml:space="preserve">, </w:t>
-            </w:r>
-            <w:r>
-              <w:rPr>
-                <w:rFonts w:ascii="Times New Roman" w:hAnsi="Times New Roman" w:eastAsia="NanumGothic"/>
-                <w:sz w:val="20"/>
-              </w:rPr>
-              <w:t>G. Yu</w:t>
-            </w:r>
-            <w:r>
-              <w:rPr>
-                <w:rFonts w:ascii="Times New Roman" w:hAnsi="Times New Roman" w:eastAsia="NanumGothic"/>
-                <w:sz w:val="20"/>
-              </w:rPr>
-              <w:t xml:space="preserve">, </w:t>
-            </w:r>
-            <w:r>
-              <w:rPr>
-                <w:rFonts w:ascii="Times New Roman" w:hAnsi="Times New Roman" w:eastAsia="NanumGothic"/>
-                <w:sz w:val="20"/>
-              </w:rPr>
-              <w:t>D. Kwon</w:t>
-            </w:r>
-            <w:r>
-              <w:rPr>
-                <w:rFonts w:ascii="Times New Roman" w:hAnsi="Times New Roman" w:eastAsia="NanumGothic"/>
-                <w:sz w:val="20"/>
-              </w:rPr>
-              <w:t xml:space="preserve">, </w:t>
-            </w:r>
-            <w:r>
-              <w:rPr>
-                <w:rFonts w:ascii="Times New Roman" w:hAnsi="Times New Roman" w:eastAsia="NanumGothic"/>
-                <w:sz w:val="20"/>
-              </w:rPr>
-              <w:t>Y. Kim</w:t>
-            </w:r>
-            <w:r>
-              <w:rPr>
-                <w:rFonts w:ascii="Times New Roman" w:hAnsi="Times New Roman" w:eastAsia="NanumGothic"/>
-                <w:sz w:val="20"/>
-              </w:rPr>
-              <w:t xml:space="preserve">, </w:t>
-            </w:r>
-            <w:r>
-              <w:rPr>
-                <w:rFonts w:ascii="Times New Roman" w:hAnsi="Times New Roman" w:eastAsia="NanumGothic"/>
-                <w:sz w:val="20"/>
-              </w:rPr>
-              <w:t>D. Nam</w:t>
+              <w:t>Y. Zhang</w:t>
             </w:r>
             <w:r>
               <w:rPr>
@@ -4820,21 +4834,14 @@
                 <w:rFonts w:ascii="Times New Roman" w:hAnsi="Times New Roman" w:eastAsia="NanumGothic"/>
                 <w:sz w:val="20"/>
               </w:rPr>
-              <w:t>H. H. Yoon</w:t>
-            </w:r>
-            <w:r>
-              <w:rPr>
-                <w:rFonts w:ascii="Times New Roman" w:hAnsi="Times New Roman" w:eastAsia="NanumGothic"/>
-                <w:sz w:val="20"/>
-              </w:rPr>
-              <w:t xml:space="preserve">, </w:t>
-            </w:r>
-            <w:r>
-              <w:rPr>
-                <w:rFonts w:ascii="Times New Roman" w:hAnsi="Times New Roman" w:eastAsia="NanumGothic"/>
-                <w:sz w:val="20"/>
-              </w:rPr>
-              <w:t>I.-M. Yi</w:t>
+              <w:t>S. Oh</w:t>
+            </w:r>
+            <w:r>
+              <w:rPr>
+                <w:rFonts w:ascii="Times New Roman" w:hAnsi="Times New Roman" w:eastAsia="NanumGothic"/>
+                <w:sz w:val="20"/>
+              </w:rPr>
+              <w:t>*</w:t>
             </w:r>
             <w:r>
               <w:rPr>
@@ -4903,7 +4910,7 @@
                 <w:rFonts w:ascii="Times New Roman" w:hAnsi="Times New Roman" w:eastAsia="NanumGothic"/>
                 <w:sz w:val="20"/>
               </w:rPr>
-              <w:t>An Adaptive Inhibitory WSe2 Transistor for Retinomorphic In-Sensor Image Processing</w:t>
+              <w:t>Van der Waals hybrid-gate reconfigurable transistor integrating floating-gate logic and ferroelectric synaptic functions</w:t>
             </w:r>
           </w:p>
         </w:tc>
@@ -4925,7 +4932,7 @@
                 <w:color w:val="1155CC"/>
                 <w:sz w:val="20"/>
               </w:rPr>
-              <w:t>Adv. Funct. Mater.</w:t>
+              <w:t>Small</w:t>
               <w:br/>
             </w:r>
             <w:r>
@@ -4952,7 +4959,7 @@
                 <w:rFonts w:ascii="Times New Roman" w:hAnsi="Times New Roman" w:eastAsia="NanumGothic"/>
                 <w:sz w:val="20"/>
               </w:rPr>
-              <w:t>J. Baek</w:t>
+              <w:t>H. Son</w:t>
             </w:r>
             <w:r>
               <w:rPr>
@@ -4974,7 +4981,7 @@
                 <w:rFonts w:ascii="Times New Roman" w:hAnsi="Times New Roman" w:eastAsia="NanumGothic"/>
                 <w:sz w:val="20"/>
               </w:rPr>
-              <w:t>J. Oh</w:t>
+              <w:t>S. Lee</w:t>
             </w:r>
             <w:r>
               <w:rPr>
@@ -4996,90 +5003,6 @@
                 <w:rFonts w:ascii="Times New Roman" w:hAnsi="Times New Roman" w:eastAsia="NanumGothic"/>
                 <w:sz w:val="20"/>
               </w:rPr>
-              <w:t>H. Kim</w:t>
-            </w:r>
-            <w:r>
-              <w:rPr>
-                <w:rFonts w:ascii="Times New Roman" w:hAnsi="Times New Roman" w:eastAsia="NanumGothic"/>
-                <w:sz w:val="20"/>
-              </w:rPr>
-              <w:t xml:space="preserve">, </w:t>
-            </w:r>
-            <w:r>
-              <w:rPr>
-                <w:rFonts w:ascii="Times New Roman" w:hAnsi="Times New Roman" w:eastAsia="NanumGothic"/>
-                <w:sz w:val="20"/>
-              </w:rPr>
-              <w:t>M. Park</w:t>
-            </w:r>
-            <w:r>
-              <w:rPr>
-                <w:rFonts w:ascii="Times New Roman" w:hAnsi="Times New Roman" w:eastAsia="NanumGothic"/>
-                <w:sz w:val="20"/>
-              </w:rPr>
-              <w:t xml:space="preserve">, </w:t>
-            </w:r>
-            <w:r>
-              <w:rPr>
-                <w:rFonts w:ascii="Times New Roman" w:hAnsi="Times New Roman" w:eastAsia="NanumGothic"/>
-                <w:sz w:val="20"/>
-              </w:rPr>
-              <w:t>H. Cho</w:t>
-            </w:r>
-            <w:r>
-              <w:rPr>
-                <w:rFonts w:ascii="Times New Roman" w:hAnsi="Times New Roman" w:eastAsia="NanumGothic"/>
-                <w:sz w:val="20"/>
-              </w:rPr>
-              <w:t xml:space="preserve">, </w:t>
-            </w:r>
-            <w:r>
-              <w:rPr>
-                <w:rFonts w:ascii="Times New Roman" w:hAnsi="Times New Roman" w:eastAsia="NanumGothic"/>
-                <w:sz w:val="20"/>
-              </w:rPr>
-              <w:t>J. Y. Park</w:t>
-            </w:r>
-            <w:r>
-              <w:rPr>
-                <w:rFonts w:ascii="Times New Roman" w:hAnsi="Times New Roman" w:eastAsia="NanumGothic"/>
-                <w:sz w:val="20"/>
-              </w:rPr>
-              <w:t xml:space="preserve">, </w:t>
-            </w:r>
-            <w:r>
-              <w:rPr>
-                <w:rFonts w:ascii="Times New Roman" w:hAnsi="Times New Roman" w:eastAsia="NanumGothic"/>
-                <w:sz w:val="20"/>
-              </w:rPr>
-              <w:t>H. Son</w:t>
-            </w:r>
-            <w:r>
-              <w:rPr>
-                <w:rFonts w:ascii="Times New Roman" w:hAnsi="Times New Roman" w:eastAsia="NanumGothic"/>
-                <w:sz w:val="20"/>
-              </w:rPr>
-              <w:t xml:space="preserve">, </w:t>
-            </w:r>
-            <w:r>
-              <w:rPr>
-                <w:rFonts w:ascii="Times New Roman" w:hAnsi="Times New Roman" w:eastAsia="NanumGothic"/>
-                <w:sz w:val="20"/>
-              </w:rPr>
-              <w:t>T. Kim</w:t>
-            </w:r>
-            <w:r>
-              <w:rPr>
-                <w:rFonts w:ascii="Times New Roman" w:hAnsi="Times New Roman" w:eastAsia="NanumGothic"/>
-                <w:sz w:val="20"/>
-              </w:rPr>
-              <w:t xml:space="preserve">, </w:t>
-            </w:r>
-            <w:r>
-              <w:rPr>
-                <w:rFonts w:ascii="Times New Roman" w:hAnsi="Times New Roman" w:eastAsia="NanumGothic"/>
-                <w:sz w:val="20"/>
-              </w:rPr>
               <w:t>S.-U. An</w:t>
             </w:r>
             <w:r>
@@ -5094,7 +5017,77 @@
                 <w:rFonts w:ascii="Times New Roman" w:hAnsi="Times New Roman" w:eastAsia="NanumGothic"/>
                 <w:sz w:val="20"/>
               </w:rPr>
-              <w:t>Y. Zhang</w:t>
+              <w:t>H. H. Jung</w:t>
+            </w:r>
+            <w:r>
+              <w:rPr>
+                <w:rFonts w:ascii="Times New Roman" w:hAnsi="Times New Roman" w:eastAsia="NanumGothic"/>
+                <w:sz w:val="20"/>
+              </w:rPr>
+              <w:t xml:space="preserve">, </w:t>
+            </w:r>
+            <w:r>
+              <w:rPr>
+                <w:rFonts w:ascii="Times New Roman" w:hAnsi="Times New Roman" w:eastAsia="NanumGothic"/>
+                <w:sz w:val="20"/>
+              </w:rPr>
+              <w:t>Y. N. An</w:t>
+            </w:r>
+            <w:r>
+              <w:rPr>
+                <w:rFonts w:ascii="Times New Roman" w:hAnsi="Times New Roman" w:eastAsia="NanumGothic"/>
+                <w:sz w:val="20"/>
+              </w:rPr>
+              <w:t xml:space="preserve">, </w:t>
+            </w:r>
+            <w:r>
+              <w:rPr>
+                <w:rFonts w:ascii="Times New Roman" w:hAnsi="Times New Roman" w:eastAsia="NanumGothic"/>
+                <w:sz w:val="20"/>
+              </w:rPr>
+              <w:t>G. Yu</w:t>
+            </w:r>
+            <w:r>
+              <w:rPr>
+                <w:rFonts w:ascii="Times New Roman" w:hAnsi="Times New Roman" w:eastAsia="NanumGothic"/>
+                <w:sz w:val="20"/>
+              </w:rPr>
+              <w:t xml:space="preserve">, </w:t>
+            </w:r>
+            <w:r>
+              <w:rPr>
+                <w:rFonts w:ascii="Times New Roman" w:hAnsi="Times New Roman" w:eastAsia="NanumGothic"/>
+                <w:sz w:val="20"/>
+              </w:rPr>
+              <w:t>D. Kwon</w:t>
+            </w:r>
+            <w:r>
+              <w:rPr>
+                <w:rFonts w:ascii="Times New Roman" w:hAnsi="Times New Roman" w:eastAsia="NanumGothic"/>
+                <w:sz w:val="20"/>
+              </w:rPr>
+              <w:t xml:space="preserve">, </w:t>
+            </w:r>
+            <w:r>
+              <w:rPr>
+                <w:rFonts w:ascii="Times New Roman" w:hAnsi="Times New Roman" w:eastAsia="NanumGothic"/>
+                <w:sz w:val="20"/>
+              </w:rPr>
+              <w:t>Y. Kim</w:t>
+            </w:r>
+            <w:r>
+              <w:rPr>
+                <w:rFonts w:ascii="Times New Roman" w:hAnsi="Times New Roman" w:eastAsia="NanumGothic"/>
+                <w:sz w:val="20"/>
+              </w:rPr>
+              <w:t xml:space="preserve">, </w:t>
+            </w:r>
+            <w:r>
+              <w:rPr>
+                <w:rFonts w:ascii="Times New Roman" w:hAnsi="Times New Roman" w:eastAsia="NanumGothic"/>
+                <w:sz w:val="20"/>
+              </w:rPr>
+              <w:t>D. Nam</w:t>
             </w:r>
             <w:r>
               <w:rPr>
@@ -5122,14 +5115,21 @@
                 <w:rFonts w:ascii="Times New Roman" w:hAnsi="Times New Roman" w:eastAsia="NanumGothic"/>
                 <w:sz w:val="20"/>
               </w:rPr>
-              <w:t>S. Oh</w:t>
-            </w:r>
-            <w:r>
-              <w:rPr>
-                <w:rFonts w:ascii="Times New Roman" w:hAnsi="Times New Roman" w:eastAsia="NanumGothic"/>
-                <w:sz w:val="20"/>
-              </w:rPr>
-              <w:t>*</w:t>
+              <w:t>H. H. Yoon</w:t>
+            </w:r>
+            <w:r>
+              <w:rPr>
+                <w:rFonts w:ascii="Times New Roman" w:hAnsi="Times New Roman" w:eastAsia="NanumGothic"/>
+                <w:sz w:val="20"/>
+              </w:rPr>
+              <w:t xml:space="preserve">, </w:t>
+            </w:r>
+            <w:r>
+              <w:rPr>
+                <w:rFonts w:ascii="Times New Roman" w:hAnsi="Times New Roman" w:eastAsia="NanumGothic"/>
+                <w:sz w:val="20"/>
+              </w:rPr>
+              <w:t>I.-M. Yi</w:t>
             </w:r>
             <w:r>
               <w:rPr>
